--- a/src/content/bios/Cole-WS 2014.docx
+++ b/src/content/bios/Cole-WS 2014.docx
@@ -1,6 +1,6 @@
 
 <file path=word/document.xml><?xml version="1.0" encoding="utf-8"?>
-<w:document xmlns:wpc="http://schemas.microsoft.com/office/word/2010/wordprocessingCanvas" xmlns:cx="http://schemas.microsoft.com/office/drawing/2014/chartex" xmlns:cx1="http://schemas.microsoft.com/office/drawing/2015/9/8/chartex" xmlns:cx2="http://schemas.microsoft.com/office/drawing/2015/10/21/chartex" xmlns:cx3="http://schemas.microsoft.com/office/drawing/2016/5/9/chartex" xmlns:cx4="http://schemas.microsoft.com/office/drawing/2016/5/10/chartex" xmlns:cx5="http://schemas.microsoft.com/office/drawing/2016/5/11/chartex" xmlns:cx6="http://schemas.microsoft.com/office/drawing/2016/5/12/chartex" xmlns:cx7="http://schemas.microsoft.com/office/drawing/2016/5/13/chartex" xmlns:cx8="http://schemas.microsoft.com/office/drawing/2016/5/14/chartex" xmlns:mc="http://schemas.openxmlformats.org/markup-compatibility/2006" xmlns:aink="http://schemas.microsoft.com/office/drawing/2016/ink" xmlns:am3d="http://schemas.microsoft.com/office/drawing/2017/model3d" xmlns:o="urn:schemas-microsoft-com:office:office" xmlns:oel="http://schemas.microsoft.com/office/2019/extlst" xmlns:r="http://schemas.openxmlformats.org/officeDocument/2006/relationships" xmlns:m="http://schemas.openxmlformats.org/officeDocument/2006/math" xmlns:v="urn:schemas-microsoft-com:vml" xmlns:wp14="http://schemas.microsoft.com/office/word/2010/wordprocessingDrawing" xmlns:wp="http://schemas.openxmlformats.org/drawingml/2006/wordprocessingDrawing" xmlns:w10="urn:schemas-microsoft-com:office:word" xmlns:w="http://schemas.openxmlformats.org/wordprocessingml/2006/main" xmlns:w14="http://schemas.microsoft.com/office/word/2010/wordml" xmlns:w15="http://schemas.microsoft.com/office/word/2012/wordml" xmlns:w16cex="http://schemas.microsoft.com/office/word/2018/wordml/cex" xmlns:w16cid="http://schemas.microsoft.com/office/word/2016/wordml/cid" xmlns:w16="http://schemas.microsoft.com/office/word/2018/wordml" xmlns:w16du="http://schemas.microsoft.com/office/word/2023/wordml/word16du" xmlns:w16sdtdh="http://schemas.microsoft.com/office/word/2020/wordml/sdtdatahash" xmlns:w16sdtfl="http://schemas.microsoft.com/office/word/2024/wordml/sdtformatlock" xmlns:w16se="http://schemas.microsoft.com/office/word/2015/wordml/symex" xmlns:wpg="http://schemas.microsoft.com/office/word/2010/wordprocessingGroup" xmlns:wpi="http://schemas.microsoft.com/office/word/2010/wordprocessingInk" xmlns:wne="http://schemas.microsoft.com/office/word/2006/wordml" xmlns:wps="http://schemas.microsoft.com/office/word/2010/wordprocessingShape" mc:Ignorable="w14 w15 w16se w16cid w16 w16cex w16sdtdh w16sdtfl w16du wp14">
+<w:document xmlns:wpc="http://schemas.microsoft.com/office/word/2010/wordprocessingCanvas" xmlns:cx="http://schemas.microsoft.com/office/drawing/2014/chartex" xmlns:cx1="http://schemas.microsoft.com/office/drawing/2015/9/8/chartex" xmlns:cx2="http://schemas.microsoft.com/office/drawing/2015/10/21/chartex" xmlns:cx3="http://schemas.microsoft.com/office/drawing/2016/5/9/chartex" xmlns:cx4="http://schemas.microsoft.com/office/drawing/2016/5/10/chartex" xmlns:cx5="http://schemas.microsoft.com/office/drawing/2016/5/11/chartex" xmlns:cx6="http://schemas.microsoft.com/office/drawing/2016/5/12/chartex" xmlns:cx7="http://schemas.microsoft.com/office/drawing/2016/5/13/chartex" xmlns:cx8="http://schemas.microsoft.com/office/drawing/2016/5/14/chartex" xmlns:mc="http://schemas.openxmlformats.org/markup-compatibility/2006" xmlns:m="http://schemas.openxmlformats.org/officeDocument/2006/math" xmlns:aink="http://schemas.microsoft.com/office/drawing/2016/ink" xmlns:am3d="http://schemas.microsoft.com/office/drawing/2017/model3d" xmlns:oel="http://schemas.microsoft.com/office/2019/extlst" xmlns:r="http://schemas.openxmlformats.org/officeDocument/2006/relationships" xmlns:wp14="http://schemas.microsoft.com/office/word/2010/wordprocessingDrawing" xmlns:wp="http://schemas.openxmlformats.org/drawingml/2006/wordprocessingDrawing" xmlns:wpg="http://schemas.microsoft.com/office/word/2010/wordprocessingGroup" xmlns:wpi="http://schemas.microsoft.com/office/word/2010/wordprocessingInk" xmlns:wps="http://schemas.microsoft.com/office/word/2010/wordprocessingShape" xmlns:o="urn:schemas-microsoft-com:office:office" xmlns:v="urn:schemas-microsoft-com:vml" xmlns:w10="urn:schemas-microsoft-com:office:word" xmlns:w="http://schemas.openxmlformats.org/wordprocessingml/2006/main" xmlns:w14="http://schemas.microsoft.com/office/word/2010/wordml" xmlns:w15="http://schemas.microsoft.com/office/word/2012/wordml" xmlns:w16cei="http://schemas.microsoft.com/office/word/2026/wordml/cei" xmlns:w16cex="http://schemas.microsoft.com/office/word/2018/wordml/cex" xmlns:w16cid="http://schemas.microsoft.com/office/word/2016/wordml/cid" xmlns:w16="http://schemas.microsoft.com/office/word/2018/wordml" xmlns:w16sdtdh="http://schemas.microsoft.com/office/word/2020/wordml/sdtdatahash" xmlns:w16sdtfl="http://schemas.microsoft.com/office/word/2024/wordml/sdtformatlock" xmlns:w16se="http://schemas.microsoft.com/office/word/2015/wordml/symex" xmlns:w16du="http://schemas.microsoft.com/office/word/2023/wordml/word16du" xmlns:wne="http://schemas.microsoft.com/office/word/2006/wordml" mc:Ignorable="w14 w15 w16se w16cid w16 w16cex w16sdtdh w16sdtfl w16du wp14">
   <w:body>
     <w:p>
       <w:pPr>
@@ -450,25 +450,50 @@
         </w:rPr>
         <w:t xml:space="preserve"> </w:t>
       </w:r>
-      <w:hyperlink r:id="rId7" w:history="1">
-        <w:r>
-          <w:rPr>
-            <w:rStyle w:val="Hyperlink"/>
-            <w:rFonts w:ascii="Times New Roman" w:hAnsi="Times New Roman" w:cs="Times New Roman"/>
-            <w:sz w:val="24"/>
-            <w:szCs w:val="24"/>
-            <w:u w:val="none"/>
-          </w:rPr>
-          <w:t>http://www.iaea.org/About/dg/memoriam_cole.html</w:t>
-        </w:r>
-      </w:hyperlink>
-      <w:r>
-        <w:rPr>
-          <w:rFonts w:ascii="Times New Roman" w:hAnsi="Times New Roman" w:cs="Times New Roman"/>
-          <w:sz w:val="24"/>
-          <w:szCs w:val="24"/>
-        </w:rPr>
-        <w:t xml:space="preserve"> </w:t>
+      <w:r>
+        <w:rPr>
+          <w:rFonts w:ascii="Times New Roman" w:hAnsi="Times New Roman" w:cs="Times New Roman"/>
+          <w:sz w:val="24"/>
+          <w:szCs w:val="24"/>
+          <w:lang w:val="en-GB"/>
+        </w:rPr>
+        <w:t xml:space="preserve">Cole, </w:t>
+      </w:r>
+      <w:r>
+        <w:rPr>
+          <w:rFonts w:ascii="Times New Roman" w:hAnsi="Times New Roman" w:cs="Times New Roman"/>
+          <w:sz w:val="24"/>
+          <w:szCs w:val="24"/>
+          <w:lang w:val="en-GB"/>
+        </w:rPr>
+        <w:t>4 October 1958</w:t>
+      </w:r>
+      <w:r>
+        <w:rPr>
+          <w:rFonts w:ascii="Times New Roman" w:hAnsi="Times New Roman" w:cs="Times New Roman"/>
+          <w:sz w:val="24"/>
+          <w:szCs w:val="24"/>
+          <w:lang w:val="en-GB"/>
+        </w:rPr>
+        <w:t>,</w:t>
+      </w:r>
+      <w:r>
+        <w:rPr>
+          <w:rFonts w:ascii="Times New Roman" w:hAnsi="Times New Roman" w:cs="Times New Roman"/>
+          <w:sz w:val="24"/>
+          <w:szCs w:val="24"/>
+          <w:lang w:val="en-GB"/>
+        </w:rPr>
+        <w:t xml:space="preserve"> Vienna,</w:t>
+      </w:r>
+      <w:r>
+        <w:rPr>
+          <w:rFonts w:ascii="Times New Roman" w:hAnsi="Times New Roman" w:cs="Times New Roman"/>
+          <w:sz w:val="24"/>
+          <w:szCs w:val="24"/>
+          <w:lang w:val="en-GB"/>
+        </w:rPr>
+        <w:t xml:space="preserve"> IAEA</w:t>
       </w:r>
     </w:p>
     <w:p>
@@ -2274,6 +2299,7 @@
         </w:rPr>
         <w:t xml:space="preserve"> </w:t>
       </w:r>
+      <w:proofErr w:type="gramStart"/>
       <w:r>
         <w:rPr>
           <w:rFonts w:ascii="Times New Roman" w:hAnsi="Times New Roman" w:cs="Times New Roman"/>
@@ -2282,6 +2308,7 @@
         </w:rPr>
         <w:t>Moreover</w:t>
       </w:r>
+      <w:proofErr w:type="gramEnd"/>
       <w:r>
         <w:rPr>
           <w:rFonts w:ascii="Times New Roman" w:hAnsi="Times New Roman" w:cs="Times New Roman"/>
@@ -2468,7 +2495,25 @@
           <w:sz w:val="24"/>
           <w:szCs w:val="24"/>
         </w:rPr>
-        <w:t xml:space="preserve"> the US government initiated discussion</w:t>
+        <w:t xml:space="preserve"> the US </w:t>
+      </w:r>
+      <w:proofErr w:type="gramStart"/>
+      <w:r>
+        <w:rPr>
+          <w:rFonts w:ascii="Times New Roman" w:hAnsi="Times New Roman" w:cs="Times New Roman"/>
+          <w:sz w:val="24"/>
+          <w:szCs w:val="24"/>
+        </w:rPr>
+        <w:t>government initiated</w:t>
+      </w:r>
+      <w:proofErr w:type="gramEnd"/>
+      <w:r>
+        <w:rPr>
+          <w:rFonts w:ascii="Times New Roman" w:hAnsi="Times New Roman" w:cs="Times New Roman"/>
+          <w:sz w:val="24"/>
+          <w:szCs w:val="24"/>
+        </w:rPr>
+        <w:t xml:space="preserve"> discussion</w:t>
       </w:r>
       <w:r>
         <w:rPr>
@@ -2628,7 +2673,25 @@
           <w:sz w:val="24"/>
           <w:szCs w:val="24"/>
         </w:rPr>
-        <w:t>mpany (Aktiebolaget Atomenergi)</w:t>
+        <w:t xml:space="preserve">mpany (Aktiebolaget </w:t>
+      </w:r>
+      <w:proofErr w:type="spellStart"/>
+      <w:r>
+        <w:rPr>
+          <w:rFonts w:ascii="Times New Roman" w:hAnsi="Times New Roman" w:cs="Times New Roman"/>
+          <w:sz w:val="24"/>
+          <w:szCs w:val="24"/>
+        </w:rPr>
+        <w:t>Atomenergi</w:t>
+      </w:r>
+      <w:proofErr w:type="spellEnd"/>
+      <w:r>
+        <w:rPr>
+          <w:rFonts w:ascii="Times New Roman" w:hAnsi="Times New Roman" w:cs="Times New Roman"/>
+          <w:sz w:val="24"/>
+          <w:szCs w:val="24"/>
+        </w:rPr>
+        <w:t>)</w:t>
       </w:r>
       <w:r>
         <w:rPr>
@@ -3252,7 +3315,25 @@
           <w:sz w:val="24"/>
           <w:szCs w:val="24"/>
         </w:rPr>
-        <w:t>ance in order to secure</w:t>
+        <w:t xml:space="preserve">ance </w:t>
+      </w:r>
+      <w:proofErr w:type="gramStart"/>
+      <w:r>
+        <w:rPr>
+          <w:rFonts w:ascii="Times New Roman" w:hAnsi="Times New Roman" w:cs="Times New Roman"/>
+          <w:sz w:val="24"/>
+          <w:szCs w:val="24"/>
+        </w:rPr>
+        <w:t>in order to</w:t>
+      </w:r>
+      <w:proofErr w:type="gramEnd"/>
+      <w:r>
+        <w:rPr>
+          <w:rFonts w:ascii="Times New Roman" w:hAnsi="Times New Roman" w:cs="Times New Roman"/>
+          <w:sz w:val="24"/>
+          <w:szCs w:val="24"/>
+        </w:rPr>
+        <w:t xml:space="preserve"> secure</w:t>
       </w:r>
       <w:r>
         <w:rPr>
@@ -3286,6 +3367,7 @@
         </w:rPr>
         <w:t xml:space="preserve"> </w:t>
       </w:r>
+      <w:proofErr w:type="gramStart"/>
       <w:r>
         <w:rPr>
           <w:rFonts w:ascii="Times New Roman" w:hAnsi="Times New Roman" w:cs="Times New Roman"/>
@@ -3300,7 +3382,16 @@
           <w:sz w:val="24"/>
           <w:szCs w:val="24"/>
         </w:rPr>
-        <w:t>s a consequence of his election</w:t>
+        <w:t>s a consequence of</w:t>
+      </w:r>
+      <w:proofErr w:type="gramEnd"/>
+      <w:r>
+        <w:rPr>
+          <w:rFonts w:ascii="Times New Roman" w:hAnsi="Times New Roman" w:cs="Times New Roman"/>
+          <w:sz w:val="24"/>
+          <w:szCs w:val="24"/>
+        </w:rPr>
+        <w:t xml:space="preserve"> his election</w:t>
       </w:r>
       <w:r>
         <w:rPr>
@@ -3689,7 +3780,25 @@
           <w:sz w:val="24"/>
           <w:szCs w:val="24"/>
         </w:rPr>
-        <w:t xml:space="preserve">IAEA on a number of occasions, </w:t>
+        <w:t xml:space="preserve">IAEA on </w:t>
+      </w:r>
+      <w:proofErr w:type="gramStart"/>
+      <w:r>
+        <w:rPr>
+          <w:rFonts w:ascii="Times New Roman" w:hAnsi="Times New Roman" w:cs="Times New Roman"/>
+          <w:sz w:val="24"/>
+          <w:szCs w:val="24"/>
+        </w:rPr>
+        <w:t>a number of</w:t>
+      </w:r>
+      <w:proofErr w:type="gramEnd"/>
+      <w:r>
+        <w:rPr>
+          <w:rFonts w:ascii="Times New Roman" w:hAnsi="Times New Roman" w:cs="Times New Roman"/>
+          <w:sz w:val="24"/>
+          <w:szCs w:val="24"/>
+        </w:rPr>
+        <w:t xml:space="preserve"> occasions, </w:t>
       </w:r>
       <w:r>
         <w:rPr>
@@ -3801,8 +3910,18 @@
           <w:sz w:val="24"/>
           <w:szCs w:val="24"/>
         </w:rPr>
-        <w:t>ster (Stoessinger</w:t>
-      </w:r>
+        <w:t>ster (</w:t>
+      </w:r>
+      <w:proofErr w:type="spellStart"/>
+      <w:r>
+        <w:rPr>
+          <w:rFonts w:ascii="Times New Roman" w:hAnsi="Times New Roman" w:cs="Times New Roman"/>
+          <w:sz w:val="24"/>
+          <w:szCs w:val="24"/>
+        </w:rPr>
+        <w:t>Stoessinger</w:t>
+      </w:r>
+      <w:proofErr w:type="spellEnd"/>
       <w:r>
         <w:rPr>
           <w:rFonts w:ascii="Times New Roman" w:hAnsi="Times New Roman" w:cs="Times New Roman"/>
@@ -3953,7 +4072,25 @@
           <w:sz w:val="24"/>
           <w:szCs w:val="24"/>
         </w:rPr>
-        <w:t xml:space="preserve"> ‘glad-hander’, as</w:t>
+        <w:t xml:space="preserve"> ‘</w:t>
+      </w:r>
+      <w:proofErr w:type="gramStart"/>
+      <w:r>
+        <w:rPr>
+          <w:rFonts w:ascii="Times New Roman" w:hAnsi="Times New Roman" w:cs="Times New Roman"/>
+          <w:sz w:val="24"/>
+          <w:szCs w:val="24"/>
+        </w:rPr>
+        <w:t>glad-hander</w:t>
+      </w:r>
+      <w:proofErr w:type="gramEnd"/>
+      <w:r>
+        <w:rPr>
+          <w:rFonts w:ascii="Times New Roman" w:hAnsi="Times New Roman" w:cs="Times New Roman"/>
+          <w:sz w:val="24"/>
+          <w:szCs w:val="24"/>
+        </w:rPr>
+        <w:t>’, as</w:t>
       </w:r>
       <w:r>
         <w:rPr>
@@ -4017,15 +4154,33 @@
           <w:sz w:val="24"/>
           <w:szCs w:val="24"/>
         </w:rPr>
-        <w:t xml:space="preserve"> his temper flar</w:t>
-      </w:r>
-      <w:r>
-        <w:rPr>
-          <w:rFonts w:ascii="Times New Roman" w:hAnsi="Times New Roman" w:cs="Times New Roman"/>
-          <w:sz w:val="24"/>
-          <w:szCs w:val="24"/>
-        </w:rPr>
-        <w:t xml:space="preserve">ed and his face flushed </w:t>
+        <w:t xml:space="preserve"> his temper </w:t>
+      </w:r>
+      <w:proofErr w:type="gramStart"/>
+      <w:r>
+        <w:rPr>
+          <w:rFonts w:ascii="Times New Roman" w:hAnsi="Times New Roman" w:cs="Times New Roman"/>
+          <w:sz w:val="24"/>
+          <w:szCs w:val="24"/>
+        </w:rPr>
+        <w:t>flar</w:t>
+      </w:r>
+      <w:r>
+        <w:rPr>
+          <w:rFonts w:ascii="Times New Roman" w:hAnsi="Times New Roman" w:cs="Times New Roman"/>
+          <w:sz w:val="24"/>
+          <w:szCs w:val="24"/>
+        </w:rPr>
+        <w:t>ed</w:t>
+      </w:r>
+      <w:proofErr w:type="gramEnd"/>
+      <w:r>
+        <w:rPr>
+          <w:rFonts w:ascii="Times New Roman" w:hAnsi="Times New Roman" w:cs="Times New Roman"/>
+          <w:sz w:val="24"/>
+          <w:szCs w:val="24"/>
+        </w:rPr>
+        <w:t xml:space="preserve"> and his face flushed </w:t>
       </w:r>
       <w:r>
         <w:rPr>
@@ -4179,13 +4334,23 @@
         </w:rPr>
         <w:t xml:space="preserve"> </w:t>
       </w:r>
-      <w:r>
-        <w:rPr>
-          <w:rFonts w:ascii="Times New Roman" w:hAnsi="Times New Roman" w:cs="Times New Roman"/>
-          <w:sz w:val="24"/>
-          <w:szCs w:val="24"/>
-        </w:rPr>
-        <w:t>Furthermore Col</w:t>
+      <w:proofErr w:type="gramStart"/>
+      <w:r>
+        <w:rPr>
+          <w:rFonts w:ascii="Times New Roman" w:hAnsi="Times New Roman" w:cs="Times New Roman"/>
+          <w:sz w:val="24"/>
+          <w:szCs w:val="24"/>
+        </w:rPr>
+        <w:t>Furthermore</w:t>
+      </w:r>
+      <w:proofErr w:type="gramEnd"/>
+      <w:r>
+        <w:rPr>
+          <w:rFonts w:ascii="Times New Roman" w:hAnsi="Times New Roman" w:cs="Times New Roman"/>
+          <w:sz w:val="24"/>
+          <w:szCs w:val="24"/>
+        </w:rPr>
+        <w:t xml:space="preserve"> Col</w:t>
       </w:r>
       <w:r>
         <w:rPr>
@@ -5013,8 +5178,18 @@
           <w:sz w:val="24"/>
           <w:szCs w:val="24"/>
         </w:rPr>
-        <w:t>the suggestion (Stoessinger</w:t>
-      </w:r>
+        <w:t>the suggestion (</w:t>
+      </w:r>
+      <w:proofErr w:type="spellStart"/>
+      <w:r>
+        <w:rPr>
+          <w:rFonts w:ascii="Times New Roman" w:hAnsi="Times New Roman" w:cs="Times New Roman"/>
+          <w:sz w:val="24"/>
+          <w:szCs w:val="24"/>
+        </w:rPr>
+        <w:t>Stoessinger</w:t>
+      </w:r>
+      <w:proofErr w:type="spellEnd"/>
       <w:r>
         <w:rPr>
           <w:rFonts w:ascii="Times New Roman" w:hAnsi="Times New Roman" w:cs="Times New Roman"/>
@@ -5634,7 +5809,25 @@
           <w:sz w:val="24"/>
           <w:szCs w:val="24"/>
         </w:rPr>
-        <w:t xml:space="preserve">from 1952 tot 1959 </w:t>
+        <w:t xml:space="preserve">from 1952 </w:t>
+      </w:r>
+      <w:proofErr w:type="spellStart"/>
+      <w:r>
+        <w:rPr>
+          <w:rFonts w:ascii="Times New Roman" w:hAnsi="Times New Roman" w:cs="Times New Roman"/>
+          <w:sz w:val="24"/>
+          <w:szCs w:val="24"/>
+        </w:rPr>
+        <w:t>tot</w:t>
+      </w:r>
+      <w:proofErr w:type="spellEnd"/>
+      <w:r>
+        <w:rPr>
+          <w:rFonts w:ascii="Times New Roman" w:hAnsi="Times New Roman" w:cs="Times New Roman"/>
+          <w:sz w:val="24"/>
+          <w:szCs w:val="24"/>
+        </w:rPr>
+        <w:t xml:space="preserve"> 1959 </w:t>
       </w:r>
       <w:r>
         <w:rPr>
@@ -5931,7 +6124,7 @@
         </w:rPr>
         <w:t xml:space="preserve"> in Ithaca, New York, see </w:t>
       </w:r>
-      <w:hyperlink r:id="rId8" w:history="1">
+      <w:hyperlink r:id="rId7" w:history="1">
         <w:r>
           <w:rPr>
             <w:rStyle w:val="Hyperlink"/>
@@ -6073,7 +6266,7 @@
         </w:rPr>
         <w:t xml:space="preserve">, see </w:t>
       </w:r>
-      <w:hyperlink r:id="rId9" w:history="1">
+      <w:hyperlink r:id="rId8" w:history="1">
         <w:r>
           <w:rPr>
             <w:rStyle w:val="Hyperlink"/>
@@ -6147,7 +6340,43 @@
           <w:sz w:val="24"/>
           <w:szCs w:val="24"/>
         </w:rPr>
-        <w:t xml:space="preserve">‘New Kind of Situation We May Be Confronted With In the Future’ in </w:t>
+        <w:t xml:space="preserve">‘New Kind of Situation We May Be Confronted </w:t>
+      </w:r>
+      <w:proofErr w:type="gramStart"/>
+      <w:r>
+        <w:rPr>
+          <w:rFonts w:ascii="Times New Roman" w:hAnsi="Times New Roman" w:cs="Times New Roman"/>
+          <w:sz w:val="24"/>
+          <w:szCs w:val="24"/>
+        </w:rPr>
+        <w:t>With</w:t>
+      </w:r>
+      <w:proofErr w:type="gramEnd"/>
+      <w:r>
+        <w:rPr>
+          <w:rFonts w:ascii="Times New Roman" w:hAnsi="Times New Roman" w:cs="Times New Roman"/>
+          <w:sz w:val="24"/>
+          <w:szCs w:val="24"/>
+        </w:rPr>
+        <w:t xml:space="preserve"> </w:t>
+      </w:r>
+      <w:proofErr w:type="gramStart"/>
+      <w:r>
+        <w:rPr>
+          <w:rFonts w:ascii="Times New Roman" w:hAnsi="Times New Roman" w:cs="Times New Roman"/>
+          <w:sz w:val="24"/>
+          <w:szCs w:val="24"/>
+        </w:rPr>
+        <w:t>In</w:t>
+      </w:r>
+      <w:proofErr w:type="gramEnd"/>
+      <w:r>
+        <w:rPr>
+          <w:rFonts w:ascii="Times New Roman" w:hAnsi="Times New Roman" w:cs="Times New Roman"/>
+          <w:sz w:val="24"/>
+          <w:szCs w:val="24"/>
+        </w:rPr>
+        <w:t xml:space="preserve"> the Future’ in </w:t>
       </w:r>
       <w:r>
         <w:rPr>
@@ -6750,7 +6979,25 @@
           <w:sz w:val="24"/>
           <w:szCs w:val="24"/>
         </w:rPr>
-        <w:t xml:space="preserve">, 26 April 1959, 7; J.G. Stoessinger, ‘The International Atomic Energy Agency: The First Phase’ in </w:t>
+        <w:t xml:space="preserve">, 26 April 1959, 7; J.G. </w:t>
+      </w:r>
+      <w:proofErr w:type="spellStart"/>
+      <w:r>
+        <w:rPr>
+          <w:rFonts w:ascii="Times New Roman" w:hAnsi="Times New Roman" w:cs="Times New Roman"/>
+          <w:sz w:val="24"/>
+          <w:szCs w:val="24"/>
+        </w:rPr>
+        <w:t>Stoessinger</w:t>
+      </w:r>
+      <w:proofErr w:type="spellEnd"/>
+      <w:r>
+        <w:rPr>
+          <w:rFonts w:ascii="Times New Roman" w:hAnsi="Times New Roman" w:cs="Times New Roman"/>
+          <w:sz w:val="24"/>
+          <w:szCs w:val="24"/>
+        </w:rPr>
+        <w:t xml:space="preserve">, ‘The International Atomic Energy Agency: The First Phase’ in </w:t>
       </w:r>
       <w:r>
         <w:rPr>
@@ -6793,7 +7040,7 @@
         </w:rPr>
         <w:t xml:space="preserve"> </w:t>
       </w:r>
-      <w:hyperlink r:id="rId10" w:history="1">
+      <w:hyperlink r:id="rId9" w:history="1">
         <w:r>
           <w:rPr>
             <w:rStyle w:val="Hyperlink"/>
@@ -7097,6 +7344,13 @@
           <w:sz w:val="24"/>
           <w:szCs w:val="24"/>
         </w:rPr>
+      </w:r>
+      <w:r>
+        <w:rPr>
+          <w:rFonts w:ascii="Times New Roman" w:hAnsi="Times New Roman" w:cs="Times New Roman"/>
+          <w:sz w:val="24"/>
+          <w:szCs w:val="24"/>
+        </w:rPr>
         <w:fldChar w:fldCharType="separate"/>
       </w:r>
       <w:r>
@@ -7133,7 +7387,7 @@
         </w:rPr>
         <w:t xml:space="preserve"> </w:t>
       </w:r>
-      <w:hyperlink r:id="rId11" w:history="1">
+      <w:hyperlink r:id="rId10" w:history="1">
         <w:r>
           <w:rPr>
             <w:rStyle w:val="Hyperlink"/>
@@ -7339,7 +7593,7 @@
         </w:rPr>
         <w:t xml:space="preserve">Eisenberg, </w:t>
       </w:r>
-      <w:hyperlink r:id="rId12" w:history="1">
+      <w:hyperlink r:id="rId11" w:history="1">
         <w:r>
           <w:rPr>
             <w:rStyle w:val="Hyperlink"/>
@@ -7404,8 +7658,8 @@
       </w:pPr>
     </w:p>
     <w:sectPr>
-      <w:headerReference w:type="default" r:id="rId13"/>
-      <w:footerReference w:type="default" r:id="rId14"/>
+      <w:headerReference w:type="default" r:id="rId12"/>
+      <w:footerReference w:type="default" r:id="rId13"/>
       <w:pgSz w:w="11901" w:h="16840"/>
       <w:pgMar w:top="1418" w:right="1418" w:bottom="1418" w:left="1418" w:header="709" w:footer="709" w:gutter="0"/>
       <w:cols w:space="720"/>
@@ -7416,7 +7670,7 @@
 </file>
 
 <file path=word/endnotes.xml><?xml version="1.0" encoding="utf-8"?>
-<w:endnotes xmlns:wpc="http://schemas.microsoft.com/office/word/2010/wordprocessingCanvas" xmlns:cx="http://schemas.microsoft.com/office/drawing/2014/chartex" xmlns:cx1="http://schemas.microsoft.com/office/drawing/2015/9/8/chartex" xmlns:cx2="http://schemas.microsoft.com/office/drawing/2015/10/21/chartex" xmlns:cx3="http://schemas.microsoft.com/office/drawing/2016/5/9/chartex" xmlns:cx4="http://schemas.microsoft.com/office/drawing/2016/5/10/chartex" xmlns:cx5="http://schemas.microsoft.com/office/drawing/2016/5/11/chartex" xmlns:cx6="http://schemas.microsoft.com/office/drawing/2016/5/12/chartex" xmlns:cx7="http://schemas.microsoft.com/office/drawing/2016/5/13/chartex" xmlns:cx8="http://schemas.microsoft.com/office/drawing/2016/5/14/chartex" xmlns:mc="http://schemas.openxmlformats.org/markup-compatibility/2006" xmlns:aink="http://schemas.microsoft.com/office/drawing/2016/ink" xmlns:am3d="http://schemas.microsoft.com/office/drawing/2017/model3d" xmlns:o="urn:schemas-microsoft-com:office:office" xmlns:oel="http://schemas.microsoft.com/office/2019/extlst" xmlns:r="http://schemas.openxmlformats.org/officeDocument/2006/relationships" xmlns:m="http://schemas.openxmlformats.org/officeDocument/2006/math" xmlns:v="urn:schemas-microsoft-com:vml" xmlns:wp14="http://schemas.microsoft.com/office/word/2010/wordprocessingDrawing" xmlns:wp="http://schemas.openxmlformats.org/drawingml/2006/wordprocessingDrawing" xmlns:w10="urn:schemas-microsoft-com:office:word" xmlns:w="http://schemas.openxmlformats.org/wordprocessingml/2006/main" xmlns:w14="http://schemas.microsoft.com/office/word/2010/wordml" xmlns:w15="http://schemas.microsoft.com/office/word/2012/wordml" xmlns:w16cex="http://schemas.microsoft.com/office/word/2018/wordml/cex" xmlns:w16cid="http://schemas.microsoft.com/office/word/2016/wordml/cid" xmlns:w16="http://schemas.microsoft.com/office/word/2018/wordml" xmlns:w16du="http://schemas.microsoft.com/office/word/2023/wordml/word16du" xmlns:w16sdtdh="http://schemas.microsoft.com/office/word/2020/wordml/sdtdatahash" xmlns:w16sdtfl="http://schemas.microsoft.com/office/word/2024/wordml/sdtformatlock" xmlns:w16se="http://schemas.microsoft.com/office/word/2015/wordml/symex" xmlns:wpg="http://schemas.microsoft.com/office/word/2010/wordprocessingGroup" xmlns:wpi="http://schemas.microsoft.com/office/word/2010/wordprocessingInk" xmlns:wne="http://schemas.microsoft.com/office/word/2006/wordml" xmlns:wps="http://schemas.microsoft.com/office/word/2010/wordprocessingShape" mc:Ignorable="w14 w15 w16se w16cid w16 w16cex w16sdtdh w16sdtfl w16du wp14">
+<w:endnotes xmlns:wpc="http://schemas.microsoft.com/office/word/2010/wordprocessingCanvas" xmlns:cx="http://schemas.microsoft.com/office/drawing/2014/chartex" xmlns:cx1="http://schemas.microsoft.com/office/drawing/2015/9/8/chartex" xmlns:cx2="http://schemas.microsoft.com/office/drawing/2015/10/21/chartex" xmlns:cx3="http://schemas.microsoft.com/office/drawing/2016/5/9/chartex" xmlns:cx4="http://schemas.microsoft.com/office/drawing/2016/5/10/chartex" xmlns:cx5="http://schemas.microsoft.com/office/drawing/2016/5/11/chartex" xmlns:cx6="http://schemas.microsoft.com/office/drawing/2016/5/12/chartex" xmlns:cx7="http://schemas.microsoft.com/office/drawing/2016/5/13/chartex" xmlns:cx8="http://schemas.microsoft.com/office/drawing/2016/5/14/chartex" xmlns:mc="http://schemas.openxmlformats.org/markup-compatibility/2006" xmlns:m="http://schemas.openxmlformats.org/officeDocument/2006/math" xmlns:aink="http://schemas.microsoft.com/office/drawing/2016/ink" xmlns:am3d="http://schemas.microsoft.com/office/drawing/2017/model3d" xmlns:oel="http://schemas.microsoft.com/office/2019/extlst" xmlns:r="http://schemas.openxmlformats.org/officeDocument/2006/relationships" xmlns:wp14="http://schemas.microsoft.com/office/word/2010/wordprocessingDrawing" xmlns:wp="http://schemas.openxmlformats.org/drawingml/2006/wordprocessingDrawing" xmlns:wpg="http://schemas.microsoft.com/office/word/2010/wordprocessingGroup" xmlns:wpi="http://schemas.microsoft.com/office/word/2010/wordprocessingInk" xmlns:wps="http://schemas.microsoft.com/office/word/2010/wordprocessingShape" xmlns:o="urn:schemas-microsoft-com:office:office" xmlns:v="urn:schemas-microsoft-com:vml" xmlns:w10="urn:schemas-microsoft-com:office:word" xmlns:w="http://schemas.openxmlformats.org/wordprocessingml/2006/main" xmlns:w14="http://schemas.microsoft.com/office/word/2010/wordml" xmlns:w15="http://schemas.microsoft.com/office/word/2012/wordml" xmlns:w16cei="http://schemas.microsoft.com/office/word/2026/wordml/cei" xmlns:w16cex="http://schemas.microsoft.com/office/word/2018/wordml/cex" xmlns:w16cid="http://schemas.microsoft.com/office/word/2016/wordml/cid" xmlns:w16="http://schemas.microsoft.com/office/word/2018/wordml" xmlns:w16sdtdh="http://schemas.microsoft.com/office/word/2020/wordml/sdtdatahash" xmlns:w16sdtfl="http://schemas.microsoft.com/office/word/2024/wordml/sdtformatlock" xmlns:w16se="http://schemas.microsoft.com/office/word/2015/wordml/symex" xmlns:w16du="http://schemas.microsoft.com/office/word/2023/wordml/word16du" xmlns:wne="http://schemas.microsoft.com/office/word/2006/wordml" mc:Ignorable="w14 w15 w16se w16cid w16 w16cex w16sdtdh w16sdtfl w16du wp14">
   <w:endnote w:type="separator" w:id="-1">
     <w:p>
       <w:pPr>
@@ -7441,7 +7695,7 @@
 </file>
 
 <file path=word/footer1.xml><?xml version="1.0" encoding="utf-8"?>
-<w:ftr xmlns:wpc="http://schemas.microsoft.com/office/word/2010/wordprocessingCanvas" xmlns:cx="http://schemas.microsoft.com/office/drawing/2014/chartex" xmlns:cx1="http://schemas.microsoft.com/office/drawing/2015/9/8/chartex" xmlns:cx2="http://schemas.microsoft.com/office/drawing/2015/10/21/chartex" xmlns:cx3="http://schemas.microsoft.com/office/drawing/2016/5/9/chartex" xmlns:cx4="http://schemas.microsoft.com/office/drawing/2016/5/10/chartex" xmlns:cx5="http://schemas.microsoft.com/office/drawing/2016/5/11/chartex" xmlns:cx6="http://schemas.microsoft.com/office/drawing/2016/5/12/chartex" xmlns:cx7="http://schemas.microsoft.com/office/drawing/2016/5/13/chartex" xmlns:cx8="http://schemas.microsoft.com/office/drawing/2016/5/14/chartex" xmlns:mc="http://schemas.openxmlformats.org/markup-compatibility/2006" xmlns:aink="http://schemas.microsoft.com/office/drawing/2016/ink" xmlns:am3d="http://schemas.microsoft.com/office/drawing/2017/model3d" xmlns:o="urn:schemas-microsoft-com:office:office" xmlns:oel="http://schemas.microsoft.com/office/2019/extlst" xmlns:r="http://schemas.openxmlformats.org/officeDocument/2006/relationships" xmlns:m="http://schemas.openxmlformats.org/officeDocument/2006/math" xmlns:v="urn:schemas-microsoft-com:vml" xmlns:wp14="http://schemas.microsoft.com/office/word/2010/wordprocessingDrawing" xmlns:wp="http://schemas.openxmlformats.org/drawingml/2006/wordprocessingDrawing" xmlns:w10="urn:schemas-microsoft-com:office:word" xmlns:w="http://schemas.openxmlformats.org/wordprocessingml/2006/main" xmlns:w14="http://schemas.microsoft.com/office/word/2010/wordml" xmlns:w15="http://schemas.microsoft.com/office/word/2012/wordml" xmlns:w16cex="http://schemas.microsoft.com/office/word/2018/wordml/cex" xmlns:w16cid="http://schemas.microsoft.com/office/word/2016/wordml/cid" xmlns:w16="http://schemas.microsoft.com/office/word/2018/wordml" xmlns:w16du="http://schemas.microsoft.com/office/word/2023/wordml/word16du" xmlns:w16sdtdh="http://schemas.microsoft.com/office/word/2020/wordml/sdtdatahash" xmlns:w16sdtfl="http://schemas.microsoft.com/office/word/2024/wordml/sdtformatlock" xmlns:w16se="http://schemas.microsoft.com/office/word/2015/wordml/symex" xmlns:wpg="http://schemas.microsoft.com/office/word/2010/wordprocessingGroup" xmlns:wpi="http://schemas.microsoft.com/office/word/2010/wordprocessingInk" xmlns:wne="http://schemas.microsoft.com/office/word/2006/wordml" xmlns:wps="http://schemas.microsoft.com/office/word/2010/wordprocessingShape" mc:Ignorable="w14 w15 w16se w16cid w16 w16cex w16sdtdh w16sdtfl w16du wp14">
+<w:ftr xmlns:wpc="http://schemas.microsoft.com/office/word/2010/wordprocessingCanvas" xmlns:cx="http://schemas.microsoft.com/office/drawing/2014/chartex" xmlns:cx1="http://schemas.microsoft.com/office/drawing/2015/9/8/chartex" xmlns:cx2="http://schemas.microsoft.com/office/drawing/2015/10/21/chartex" xmlns:cx3="http://schemas.microsoft.com/office/drawing/2016/5/9/chartex" xmlns:cx4="http://schemas.microsoft.com/office/drawing/2016/5/10/chartex" xmlns:cx5="http://schemas.microsoft.com/office/drawing/2016/5/11/chartex" xmlns:cx6="http://schemas.microsoft.com/office/drawing/2016/5/12/chartex" xmlns:cx7="http://schemas.microsoft.com/office/drawing/2016/5/13/chartex" xmlns:cx8="http://schemas.microsoft.com/office/drawing/2016/5/14/chartex" xmlns:mc="http://schemas.openxmlformats.org/markup-compatibility/2006" xmlns:m="http://schemas.openxmlformats.org/officeDocument/2006/math" xmlns:aink="http://schemas.microsoft.com/office/drawing/2016/ink" xmlns:am3d="http://schemas.microsoft.com/office/drawing/2017/model3d" xmlns:oel="http://schemas.microsoft.com/office/2019/extlst" xmlns:r="http://schemas.openxmlformats.org/officeDocument/2006/relationships" xmlns:wp14="http://schemas.microsoft.com/office/word/2010/wordprocessingDrawing" xmlns:wp="http://schemas.openxmlformats.org/drawingml/2006/wordprocessingDrawing" xmlns:wpg="http://schemas.microsoft.com/office/word/2010/wordprocessingGroup" xmlns:wpi="http://schemas.microsoft.com/office/word/2010/wordprocessingInk" xmlns:wps="http://schemas.microsoft.com/office/word/2010/wordprocessingShape" xmlns:o="urn:schemas-microsoft-com:office:office" xmlns:v="urn:schemas-microsoft-com:vml" xmlns:w10="urn:schemas-microsoft-com:office:word" xmlns:w="http://schemas.openxmlformats.org/wordprocessingml/2006/main" xmlns:w14="http://schemas.microsoft.com/office/word/2010/wordml" xmlns:w15="http://schemas.microsoft.com/office/word/2012/wordml" xmlns:w16cei="http://schemas.microsoft.com/office/word/2026/wordml/cei" xmlns:w16cex="http://schemas.microsoft.com/office/word/2018/wordml/cex" xmlns:w16cid="http://schemas.microsoft.com/office/word/2016/wordml/cid" xmlns:w16="http://schemas.microsoft.com/office/word/2018/wordml" xmlns:w16sdtdh="http://schemas.microsoft.com/office/word/2020/wordml/sdtdatahash" xmlns:w16sdtfl="http://schemas.microsoft.com/office/word/2024/wordml/sdtformatlock" xmlns:w16se="http://schemas.microsoft.com/office/word/2015/wordml/symex" xmlns:w16du="http://schemas.microsoft.com/office/word/2023/wordml/word16du" xmlns:wne="http://schemas.microsoft.com/office/word/2006/wordml" mc:Ignorable="w14 w15 w16se w16cid w16 w16cex w16sdtdh w16sdtfl w16du wp14">
   <w:p>
     <w:pPr>
       <w:pStyle w:val="Voettekst"/>
@@ -7497,7 +7751,7 @@
 </file>
 
 <file path=word/footnotes.xml><?xml version="1.0" encoding="utf-8"?>
-<w:footnotes xmlns:wpc="http://schemas.microsoft.com/office/word/2010/wordprocessingCanvas" xmlns:cx="http://schemas.microsoft.com/office/drawing/2014/chartex" xmlns:cx1="http://schemas.microsoft.com/office/drawing/2015/9/8/chartex" xmlns:cx2="http://schemas.microsoft.com/office/drawing/2015/10/21/chartex" xmlns:cx3="http://schemas.microsoft.com/office/drawing/2016/5/9/chartex" xmlns:cx4="http://schemas.microsoft.com/office/drawing/2016/5/10/chartex" xmlns:cx5="http://schemas.microsoft.com/office/drawing/2016/5/11/chartex" xmlns:cx6="http://schemas.microsoft.com/office/drawing/2016/5/12/chartex" xmlns:cx7="http://schemas.microsoft.com/office/drawing/2016/5/13/chartex" xmlns:cx8="http://schemas.microsoft.com/office/drawing/2016/5/14/chartex" xmlns:mc="http://schemas.openxmlformats.org/markup-compatibility/2006" xmlns:aink="http://schemas.microsoft.com/office/drawing/2016/ink" xmlns:am3d="http://schemas.microsoft.com/office/drawing/2017/model3d" xmlns:o="urn:schemas-microsoft-com:office:office" xmlns:oel="http://schemas.microsoft.com/office/2019/extlst" xmlns:r="http://schemas.openxmlformats.org/officeDocument/2006/relationships" xmlns:m="http://schemas.openxmlformats.org/officeDocument/2006/math" xmlns:v="urn:schemas-microsoft-com:vml" xmlns:wp14="http://schemas.microsoft.com/office/word/2010/wordprocessingDrawing" xmlns:wp="http://schemas.openxmlformats.org/drawingml/2006/wordprocessingDrawing" xmlns:w10="urn:schemas-microsoft-com:office:word" xmlns:w="http://schemas.openxmlformats.org/wordprocessingml/2006/main" xmlns:w14="http://schemas.microsoft.com/office/word/2010/wordml" xmlns:w15="http://schemas.microsoft.com/office/word/2012/wordml" xmlns:w16cex="http://schemas.microsoft.com/office/word/2018/wordml/cex" xmlns:w16cid="http://schemas.microsoft.com/office/word/2016/wordml/cid" xmlns:w16="http://schemas.microsoft.com/office/word/2018/wordml" xmlns:w16du="http://schemas.microsoft.com/office/word/2023/wordml/word16du" xmlns:w16sdtdh="http://schemas.microsoft.com/office/word/2020/wordml/sdtdatahash" xmlns:w16sdtfl="http://schemas.microsoft.com/office/word/2024/wordml/sdtformatlock" xmlns:w16se="http://schemas.microsoft.com/office/word/2015/wordml/symex" xmlns:wpg="http://schemas.microsoft.com/office/word/2010/wordprocessingGroup" xmlns:wpi="http://schemas.microsoft.com/office/word/2010/wordprocessingInk" xmlns:wne="http://schemas.microsoft.com/office/word/2006/wordml" xmlns:wps="http://schemas.microsoft.com/office/word/2010/wordprocessingShape" mc:Ignorable="w14 w15 w16se w16cid w16 w16cex w16sdtdh w16sdtfl w16du wp14">
+<w:footnotes xmlns:wpc="http://schemas.microsoft.com/office/word/2010/wordprocessingCanvas" xmlns:cx="http://schemas.microsoft.com/office/drawing/2014/chartex" xmlns:cx1="http://schemas.microsoft.com/office/drawing/2015/9/8/chartex" xmlns:cx2="http://schemas.microsoft.com/office/drawing/2015/10/21/chartex" xmlns:cx3="http://schemas.microsoft.com/office/drawing/2016/5/9/chartex" xmlns:cx4="http://schemas.microsoft.com/office/drawing/2016/5/10/chartex" xmlns:cx5="http://schemas.microsoft.com/office/drawing/2016/5/11/chartex" xmlns:cx6="http://schemas.microsoft.com/office/drawing/2016/5/12/chartex" xmlns:cx7="http://schemas.microsoft.com/office/drawing/2016/5/13/chartex" xmlns:cx8="http://schemas.microsoft.com/office/drawing/2016/5/14/chartex" xmlns:mc="http://schemas.openxmlformats.org/markup-compatibility/2006" xmlns:m="http://schemas.openxmlformats.org/officeDocument/2006/math" xmlns:aink="http://schemas.microsoft.com/office/drawing/2016/ink" xmlns:am3d="http://schemas.microsoft.com/office/drawing/2017/model3d" xmlns:oel="http://schemas.microsoft.com/office/2019/extlst" xmlns:r="http://schemas.openxmlformats.org/officeDocument/2006/relationships" xmlns:wp14="http://schemas.microsoft.com/office/word/2010/wordprocessingDrawing" xmlns:wp="http://schemas.openxmlformats.org/drawingml/2006/wordprocessingDrawing" xmlns:wpg="http://schemas.microsoft.com/office/word/2010/wordprocessingGroup" xmlns:wpi="http://schemas.microsoft.com/office/word/2010/wordprocessingInk" xmlns:wps="http://schemas.microsoft.com/office/word/2010/wordprocessingShape" xmlns:o="urn:schemas-microsoft-com:office:office" xmlns:v="urn:schemas-microsoft-com:vml" xmlns:w10="urn:schemas-microsoft-com:office:word" xmlns:w="http://schemas.openxmlformats.org/wordprocessingml/2006/main" xmlns:w14="http://schemas.microsoft.com/office/word/2010/wordml" xmlns:w15="http://schemas.microsoft.com/office/word/2012/wordml" xmlns:w16cei="http://schemas.microsoft.com/office/word/2026/wordml/cei" xmlns:w16cex="http://schemas.microsoft.com/office/word/2018/wordml/cex" xmlns:w16cid="http://schemas.microsoft.com/office/word/2016/wordml/cid" xmlns:w16="http://schemas.microsoft.com/office/word/2018/wordml" xmlns:w16sdtdh="http://schemas.microsoft.com/office/word/2020/wordml/sdtdatahash" xmlns:w16sdtfl="http://schemas.microsoft.com/office/word/2024/wordml/sdtformatlock" xmlns:w16se="http://schemas.microsoft.com/office/word/2015/wordml/symex" xmlns:w16du="http://schemas.microsoft.com/office/word/2023/wordml/word16du" xmlns:wne="http://schemas.microsoft.com/office/word/2006/wordml" mc:Ignorable="w14 w15 w16se w16cid w16 w16cex w16sdtdh w16sdtfl w16du wp14">
   <w:footnote w:type="separator" w:id="-1">
     <w:p>
       <w:pPr>
@@ -7522,7 +7776,7 @@
 </file>
 
 <file path=word/header1.xml><?xml version="1.0" encoding="utf-8"?>
-<w:hdr xmlns:wpc="http://schemas.microsoft.com/office/word/2010/wordprocessingCanvas" xmlns:cx="http://schemas.microsoft.com/office/drawing/2014/chartex" xmlns:cx1="http://schemas.microsoft.com/office/drawing/2015/9/8/chartex" xmlns:cx2="http://schemas.microsoft.com/office/drawing/2015/10/21/chartex" xmlns:cx3="http://schemas.microsoft.com/office/drawing/2016/5/9/chartex" xmlns:cx4="http://schemas.microsoft.com/office/drawing/2016/5/10/chartex" xmlns:cx5="http://schemas.microsoft.com/office/drawing/2016/5/11/chartex" xmlns:cx6="http://schemas.microsoft.com/office/drawing/2016/5/12/chartex" xmlns:cx7="http://schemas.microsoft.com/office/drawing/2016/5/13/chartex" xmlns:cx8="http://schemas.microsoft.com/office/drawing/2016/5/14/chartex" xmlns:mc="http://schemas.openxmlformats.org/markup-compatibility/2006" xmlns:aink="http://schemas.microsoft.com/office/drawing/2016/ink" xmlns:am3d="http://schemas.microsoft.com/office/drawing/2017/model3d" xmlns:o="urn:schemas-microsoft-com:office:office" xmlns:oel="http://schemas.microsoft.com/office/2019/extlst" xmlns:r="http://schemas.openxmlformats.org/officeDocument/2006/relationships" xmlns:m="http://schemas.openxmlformats.org/officeDocument/2006/math" xmlns:v="urn:schemas-microsoft-com:vml" xmlns:wp14="http://schemas.microsoft.com/office/word/2010/wordprocessingDrawing" xmlns:wp="http://schemas.openxmlformats.org/drawingml/2006/wordprocessingDrawing" xmlns:w10="urn:schemas-microsoft-com:office:word" xmlns:w="http://schemas.openxmlformats.org/wordprocessingml/2006/main" xmlns:w14="http://schemas.microsoft.com/office/word/2010/wordml" xmlns:w15="http://schemas.microsoft.com/office/word/2012/wordml" xmlns:w16cex="http://schemas.microsoft.com/office/word/2018/wordml/cex" xmlns:w16cid="http://schemas.microsoft.com/office/word/2016/wordml/cid" xmlns:w16="http://schemas.microsoft.com/office/word/2018/wordml" xmlns:w16du="http://schemas.microsoft.com/office/word/2023/wordml/word16du" xmlns:w16sdtdh="http://schemas.microsoft.com/office/word/2020/wordml/sdtdatahash" xmlns:w16sdtfl="http://schemas.microsoft.com/office/word/2024/wordml/sdtformatlock" xmlns:w16se="http://schemas.microsoft.com/office/word/2015/wordml/symex" xmlns:wpg="http://schemas.microsoft.com/office/word/2010/wordprocessingGroup" xmlns:wpi="http://schemas.microsoft.com/office/word/2010/wordprocessingInk" xmlns:wne="http://schemas.microsoft.com/office/word/2006/wordml" xmlns:wps="http://schemas.microsoft.com/office/word/2010/wordprocessingShape" mc:Ignorable="w14 w15 w16se w16cid w16 w16cex w16sdtdh w16sdtfl w16du wp14">
+<w:hdr xmlns:wpc="http://schemas.microsoft.com/office/word/2010/wordprocessingCanvas" xmlns:cx="http://schemas.microsoft.com/office/drawing/2014/chartex" xmlns:cx1="http://schemas.microsoft.com/office/drawing/2015/9/8/chartex" xmlns:cx2="http://schemas.microsoft.com/office/drawing/2015/10/21/chartex" xmlns:cx3="http://schemas.microsoft.com/office/drawing/2016/5/9/chartex" xmlns:cx4="http://schemas.microsoft.com/office/drawing/2016/5/10/chartex" xmlns:cx5="http://schemas.microsoft.com/office/drawing/2016/5/11/chartex" xmlns:cx6="http://schemas.microsoft.com/office/drawing/2016/5/12/chartex" xmlns:cx7="http://schemas.microsoft.com/office/drawing/2016/5/13/chartex" xmlns:cx8="http://schemas.microsoft.com/office/drawing/2016/5/14/chartex" xmlns:mc="http://schemas.openxmlformats.org/markup-compatibility/2006" xmlns:m="http://schemas.openxmlformats.org/officeDocument/2006/math" xmlns:aink="http://schemas.microsoft.com/office/drawing/2016/ink" xmlns:am3d="http://schemas.microsoft.com/office/drawing/2017/model3d" xmlns:oel="http://schemas.microsoft.com/office/2019/extlst" xmlns:r="http://schemas.openxmlformats.org/officeDocument/2006/relationships" xmlns:wp14="http://schemas.microsoft.com/office/word/2010/wordprocessingDrawing" xmlns:wp="http://schemas.openxmlformats.org/drawingml/2006/wordprocessingDrawing" xmlns:wpg="http://schemas.microsoft.com/office/word/2010/wordprocessingGroup" xmlns:wpi="http://schemas.microsoft.com/office/word/2010/wordprocessingInk" xmlns:wps="http://schemas.microsoft.com/office/word/2010/wordprocessingShape" xmlns:o="urn:schemas-microsoft-com:office:office" xmlns:v="urn:schemas-microsoft-com:vml" xmlns:w10="urn:schemas-microsoft-com:office:word" xmlns:w="http://schemas.openxmlformats.org/wordprocessingml/2006/main" xmlns:w14="http://schemas.microsoft.com/office/word/2010/wordml" xmlns:w15="http://schemas.microsoft.com/office/word/2012/wordml" xmlns:w16cei="http://schemas.microsoft.com/office/word/2026/wordml/cei" xmlns:w16cex="http://schemas.microsoft.com/office/word/2018/wordml/cex" xmlns:w16cid="http://schemas.microsoft.com/office/word/2016/wordml/cid" xmlns:w16="http://schemas.microsoft.com/office/word/2018/wordml" xmlns:w16sdtdh="http://schemas.microsoft.com/office/word/2020/wordml/sdtdatahash" xmlns:w16sdtfl="http://schemas.microsoft.com/office/word/2024/wordml/sdtformatlock" xmlns:w16se="http://schemas.microsoft.com/office/word/2015/wordml/symex" xmlns:w16du="http://schemas.microsoft.com/office/word/2023/wordml/word16du" xmlns:wne="http://schemas.microsoft.com/office/word/2006/wordml" mc:Ignorable="w14 w15 w16se w16cid w16 w16cex w16sdtdh w16sdtfl w16du wp14">
   <w:sdt>
     <w:sdtPr>
       <w:id w:val="2087106809"/>
@@ -7579,7 +7833,7 @@
 </file>
 
 <file path=word/people.xml><?xml version="1.0" encoding="utf-8"?>
-<w15:people xmlns:wpc="http://schemas.microsoft.com/office/word/2010/wordprocessingCanvas" xmlns:cx="http://schemas.microsoft.com/office/drawing/2014/chartex" xmlns:cx1="http://schemas.microsoft.com/office/drawing/2015/9/8/chartex" xmlns:cx2="http://schemas.microsoft.com/office/drawing/2015/10/21/chartex" xmlns:cx3="http://schemas.microsoft.com/office/drawing/2016/5/9/chartex" xmlns:cx4="http://schemas.microsoft.com/office/drawing/2016/5/10/chartex" xmlns:cx5="http://schemas.microsoft.com/office/drawing/2016/5/11/chartex" xmlns:cx6="http://schemas.microsoft.com/office/drawing/2016/5/12/chartex" xmlns:cx7="http://schemas.microsoft.com/office/drawing/2016/5/13/chartex" xmlns:cx8="http://schemas.microsoft.com/office/drawing/2016/5/14/chartex" xmlns:mc="http://schemas.openxmlformats.org/markup-compatibility/2006" xmlns:aink="http://schemas.microsoft.com/office/drawing/2016/ink" xmlns:am3d="http://schemas.microsoft.com/office/drawing/2017/model3d" xmlns:o="urn:schemas-microsoft-com:office:office" xmlns:oel="http://schemas.microsoft.com/office/2019/extlst" xmlns:r="http://schemas.openxmlformats.org/officeDocument/2006/relationships" xmlns:m="http://schemas.openxmlformats.org/officeDocument/2006/math" xmlns:v="urn:schemas-microsoft-com:vml" xmlns:wp14="http://schemas.microsoft.com/office/word/2010/wordprocessingDrawing" xmlns:wp="http://schemas.openxmlformats.org/drawingml/2006/wordprocessingDrawing" xmlns:w10="urn:schemas-microsoft-com:office:word" xmlns:w="http://schemas.openxmlformats.org/wordprocessingml/2006/main" xmlns:w14="http://schemas.microsoft.com/office/word/2010/wordml" xmlns:w15="http://schemas.microsoft.com/office/word/2012/wordml" xmlns:w16cex="http://schemas.microsoft.com/office/word/2018/wordml/cex" xmlns:w16cid="http://schemas.microsoft.com/office/word/2016/wordml/cid" xmlns:w16="http://schemas.microsoft.com/office/word/2018/wordml" xmlns:w16du="http://schemas.microsoft.com/office/word/2023/wordml/word16du" xmlns:w16sdtdh="http://schemas.microsoft.com/office/word/2020/wordml/sdtdatahash" xmlns:w16sdtfl="http://schemas.microsoft.com/office/word/2024/wordml/sdtformatlock" xmlns:w16se="http://schemas.microsoft.com/office/word/2015/wordml/symex" xmlns:wpg="http://schemas.microsoft.com/office/word/2010/wordprocessingGroup" xmlns:wpi="http://schemas.microsoft.com/office/word/2010/wordprocessingInk" xmlns:wne="http://schemas.microsoft.com/office/word/2006/wordml" xmlns:wps="http://schemas.microsoft.com/office/word/2010/wordprocessingShape" mc:Ignorable="w14 w15 w16se w16cid w16 w16cex w16sdtdh w16sdtfl w16du wp14">
+<w15:people xmlns:wpc="http://schemas.microsoft.com/office/word/2010/wordprocessingCanvas" xmlns:cx="http://schemas.microsoft.com/office/drawing/2014/chartex" xmlns:cx1="http://schemas.microsoft.com/office/drawing/2015/9/8/chartex" xmlns:cx2="http://schemas.microsoft.com/office/drawing/2015/10/21/chartex" xmlns:cx3="http://schemas.microsoft.com/office/drawing/2016/5/9/chartex" xmlns:cx4="http://schemas.microsoft.com/office/drawing/2016/5/10/chartex" xmlns:cx5="http://schemas.microsoft.com/office/drawing/2016/5/11/chartex" xmlns:cx6="http://schemas.microsoft.com/office/drawing/2016/5/12/chartex" xmlns:cx7="http://schemas.microsoft.com/office/drawing/2016/5/13/chartex" xmlns:cx8="http://schemas.microsoft.com/office/drawing/2016/5/14/chartex" xmlns:mc="http://schemas.openxmlformats.org/markup-compatibility/2006" xmlns:m="http://schemas.openxmlformats.org/officeDocument/2006/math" xmlns:aink="http://schemas.microsoft.com/office/drawing/2016/ink" xmlns:am3d="http://schemas.microsoft.com/office/drawing/2017/model3d" xmlns:oel="http://schemas.microsoft.com/office/2019/extlst" xmlns:r="http://schemas.openxmlformats.org/officeDocument/2006/relationships" xmlns:wp14="http://schemas.microsoft.com/office/word/2010/wordprocessingDrawing" xmlns:wp="http://schemas.openxmlformats.org/drawingml/2006/wordprocessingDrawing" xmlns:wpg="http://schemas.microsoft.com/office/word/2010/wordprocessingGroup" xmlns:wpi="http://schemas.microsoft.com/office/word/2010/wordprocessingInk" xmlns:wps="http://schemas.microsoft.com/office/word/2010/wordprocessingShape" xmlns:o="urn:schemas-microsoft-com:office:office" xmlns:v="urn:schemas-microsoft-com:vml" xmlns:w10="urn:schemas-microsoft-com:office:word" xmlns:w="http://schemas.openxmlformats.org/wordprocessingml/2006/main" xmlns:w14="http://schemas.microsoft.com/office/word/2010/wordml" xmlns:w15="http://schemas.microsoft.com/office/word/2012/wordml" xmlns:w16cei="http://schemas.microsoft.com/office/word/2026/wordml/cei" xmlns:w16cex="http://schemas.microsoft.com/office/word/2018/wordml/cex" xmlns:w16cid="http://schemas.microsoft.com/office/word/2016/wordml/cid" xmlns:w16="http://schemas.microsoft.com/office/word/2018/wordml" xmlns:w16sdtdh="http://schemas.microsoft.com/office/word/2020/wordml/sdtdatahash" xmlns:w16sdtfl="http://schemas.microsoft.com/office/word/2024/wordml/sdtformatlock" xmlns:w16se="http://schemas.microsoft.com/office/word/2015/wordml/symex" xmlns:w16du="http://schemas.microsoft.com/office/word/2023/wordml/word16du" xmlns:wne="http://schemas.microsoft.com/office/word/2006/wordml" mc:Ignorable="w14 w15 w16se w16cid w16 w16cex w16sdtdh w16sdtfl w16du wp14">
   <w15:person w15:author="Reinalda, B. (Bob)">
     <w15:presenceInfo w15:providerId="AD" w15:userId="S::bob.reinalda@ru.nl::ed80fb25-53f1-4e11-8127-fac7034ae498"/>
   </w15:person>
@@ -7587,7 +7841,7 @@
 </file>
 
 <file path=word/styles.xml><?xml version="1.0" encoding="utf-8"?>
-<w:styles xmlns:mc="http://schemas.openxmlformats.org/markup-compatibility/2006" xmlns:r="http://schemas.openxmlformats.org/officeDocument/2006/relationships" xmlns:w="http://schemas.openxmlformats.org/wordprocessingml/2006/main" xmlns:w14="http://schemas.microsoft.com/office/word/2010/wordml" xmlns:w15="http://schemas.microsoft.com/office/word/2012/wordml" xmlns:w16cex="http://schemas.microsoft.com/office/word/2018/wordml/cex" xmlns:w16cid="http://schemas.microsoft.com/office/word/2016/wordml/cid" xmlns:w16="http://schemas.microsoft.com/office/word/2018/wordml" xmlns:w16du="http://schemas.microsoft.com/office/word/2023/wordml/word16du" xmlns:w16sdtdh="http://schemas.microsoft.com/office/word/2020/wordml/sdtdatahash" xmlns:w16sdtfl="http://schemas.microsoft.com/office/word/2024/wordml/sdtformatlock" xmlns:w16se="http://schemas.microsoft.com/office/word/2015/wordml/symex" mc:Ignorable="w14 w15 w16se w16cid w16 w16cex w16sdtdh w16sdtfl w16du">
+<w:styles xmlns:mc="http://schemas.openxmlformats.org/markup-compatibility/2006" xmlns:r="http://schemas.openxmlformats.org/officeDocument/2006/relationships" xmlns:w="http://schemas.openxmlformats.org/wordprocessingml/2006/main" xmlns:w14="http://schemas.microsoft.com/office/word/2010/wordml" xmlns:w15="http://schemas.microsoft.com/office/word/2012/wordml" xmlns:w16cex="http://schemas.microsoft.com/office/word/2018/wordml/cex" xmlns:w16cid="http://schemas.microsoft.com/office/word/2016/wordml/cid" xmlns:w16="http://schemas.microsoft.com/office/word/2018/wordml" xmlns:w16sdtdh="http://schemas.microsoft.com/office/word/2020/wordml/sdtdatahash" xmlns:w16sdtfl="http://schemas.microsoft.com/office/word/2024/wordml/sdtformatlock" xmlns:w16se="http://schemas.microsoft.com/office/word/2015/wordml/symex" xmlns:w16du="http://schemas.microsoft.com/office/word/2023/wordml/word16du" mc:Ignorable="w14 w15 w16se w16cid w16 w16cex w16sdtdh w16sdtfl w16du">
   <w:docDefaults>
     <w:rPrDefault>
       <w:rPr>
